--- a/docs/article/shablon_dokladov_ready.docx
+++ b/docs/article/shablon_dokladov_ready.docx
@@ -61,6 +61,10 @@
           <w:t>author2@example.com</w:t>
         </w:r>
       </w:hyperlink>
+      <w:r>
+        <w:rPr/>
+        <w:t> ORCID: 0000-0000-0000-0000, 0000-0000-0000-0000</w:t>
+      </w:r>
     </w:p>
     <w:p>
       <w:pPr>
